--- a/Relatório Técnico.docx
+++ b/Relatório Técnico.docx
@@ -2,6 +2,34 @@
 <file path=word/document.xml><?xml version="1.0" encoding="utf-8"?>
 <w:document xmlns:wpc="http://schemas.microsoft.com/office/word/2010/wordprocessingCanvas" xmlns:cx="http://schemas.microsoft.com/office/drawing/2014/chartex" xmlns:mc="http://schemas.openxmlformats.org/markup-compatibility/2006" xmlns:o="urn:schemas-microsoft-com:office:office" xmlns:r="http://schemas.openxmlformats.org/officeDocument/2006/relationships" xmlns:m="http://schemas.openxmlformats.org/officeDocument/2006/math" xmlns:v="urn:schemas-microsoft-com:vml" xmlns:wp14="http://schemas.microsoft.com/office/word/2010/wordprocessingDrawing" xmlns:wp="http://schemas.openxmlformats.org/drawingml/2006/wordprocessingDrawing" xmlns:w10="urn:schemas-microsoft-com:office:word" xmlns:w="http://schemas.openxmlformats.org/wordprocessingml/2006/main" xmlns:w14="http://schemas.microsoft.com/office/word/2010/wordml" xmlns:w15="http://schemas.microsoft.com/office/word/2012/wordml" xmlns:w16se="http://schemas.microsoft.com/office/word/2015/wordml/symex" xmlns:wpg="http://schemas.microsoft.com/office/word/2010/wordprocessingGroup" xmlns:wpi="http://schemas.microsoft.com/office/word/2010/wordprocessingInk" xmlns:wne="http://schemas.microsoft.com/office/word/2006/wordml" xmlns:wps="http://schemas.microsoft.com/office/word/2010/wordprocessingShape" mc:Ignorable="w14 w15 w16se wp14">
   <w:body>
+    <w:p>
+      <w:pPr>
+        <w:rPr>
+          <w:u w:val="single"/>
+          <w:lang w:eastAsia="pt-BR"/>
+        </w:rPr>
+      </w:pPr>
+      <w:r>
+        <w:rPr>
+          <w:lang w:eastAsia="pt-BR"/>
+        </w:rPr>
+        <w:t>Alex Expedito</w:t>
+      </w:r>
+      <w:r>
+        <w:rPr>
+          <w:lang w:eastAsia="pt-BR"/>
+        </w:rPr>
+        <w:t xml:space="preserve"> e </w:t>
+      </w:r>
+      <w:r>
+        <w:rPr>
+          <w:lang w:eastAsia="pt-BR"/>
+        </w:rPr>
+        <w:t>Matheus Romano</w:t>
+      </w:r>
+      <w:bookmarkStart w:id="0" w:name="_GoBack"/>
+      <w:bookmarkEnd w:id="0"/>
+    </w:p>
     <w:p>
       <w:pPr>
         <w:spacing w:before="100" w:beforeAutospacing="1" w:after="100" w:afterAutospacing="1" w:line="240" w:lineRule="auto"/>
@@ -731,18 +759,7 @@
                 <w:szCs w:val="24"/>
                 <w:lang w:eastAsia="pt-BR"/>
               </w:rPr>
-              <w:t>Fake</w:t>
-            </w:r>
-            <w:bookmarkStart w:id="0" w:name="_GoBack"/>
-            <w:bookmarkEnd w:id="0"/>
-            <w:r>
-              <w:rPr>
-                <w:rFonts w:ascii="Arial" w:eastAsia="Times New Roman" w:hAnsi="Arial" w:cs="Arial"/>
-                <w:sz w:val="24"/>
-                <w:szCs w:val="24"/>
-                <w:lang w:eastAsia="pt-BR"/>
-              </w:rPr>
-              <w:t>r</w:t>
+              <w:t>Faker</w:t>
             </w:r>
             <w:proofErr w:type="spellEnd"/>
           </w:p>
@@ -863,6 +880,7 @@
                 <w:szCs w:val="24"/>
                 <w:lang w:eastAsia="pt-BR"/>
               </w:rPr>
+              <w:lastRenderedPageBreak/>
               <w:t>Random</w:t>
             </w:r>
             <w:proofErr w:type="spellEnd"/>
@@ -981,7 +999,6 @@
           <w:szCs w:val="28"/>
           <w:lang w:eastAsia="pt-BR"/>
         </w:rPr>
-        <w:lastRenderedPageBreak/>
         <w:t>Prototipação Rápida</w:t>
       </w:r>
     </w:p>
@@ -1691,7 +1708,6 @@
                 <w:lang w:eastAsia="pt-BR"/>
               </w:rPr>
             </w:pPr>
-            <w:proofErr w:type="spellStart"/>
             <w:r>
               <w:rPr>
                 <w:rFonts w:ascii="Arial" w:eastAsia="Times New Roman" w:hAnsi="Arial" w:cs="Arial"/>
@@ -1701,7 +1717,6 @@
               </w:rPr>
               <w:t>ip</w:t>
             </w:r>
-            <w:proofErr w:type="spellEnd"/>
           </w:p>
         </w:tc>
       </w:tr>
@@ -2404,27 +2419,7 @@
                 <w:szCs w:val="24"/>
                 <w:lang w:eastAsia="pt-BR"/>
               </w:rPr>
-              <w:t xml:space="preserve">Time_5 </w:t>
-            </w:r>
-            <w:proofErr w:type="spellStart"/>
-            <w:r>
-              <w:rPr>
-                <w:rFonts w:ascii="Arial" w:eastAsia="Times New Roman" w:hAnsi="Arial" w:cs="Arial"/>
-                <w:sz w:val="24"/>
-                <w:szCs w:val="24"/>
-                <w:lang w:eastAsia="pt-BR"/>
-              </w:rPr>
-              <w:t>vs</w:t>
-            </w:r>
-            <w:proofErr w:type="spellEnd"/>
-            <w:r>
-              <w:rPr>
-                <w:rFonts w:ascii="Arial" w:eastAsia="Times New Roman" w:hAnsi="Arial" w:cs="Arial"/>
-                <w:sz w:val="24"/>
-                <w:szCs w:val="24"/>
-                <w:lang w:eastAsia="pt-BR"/>
-              </w:rPr>
-              <w:t xml:space="preserve"> Time_27</w:t>
+              <w:t>Time_5 vs Time_27</w:t>
             </w:r>
           </w:p>
         </w:tc>
@@ -4966,7 +4961,6 @@
                 <w:lang w:eastAsia="pt-BR"/>
               </w:rPr>
             </w:pPr>
-            <w:proofErr w:type="spellStart"/>
             <w:r>
               <w:rPr>
                 <w:rFonts w:ascii="Arial" w:eastAsia="Times New Roman" w:hAnsi="Arial" w:cs="Arial"/>
@@ -4975,40 +4969,7 @@
                 <w:szCs w:val="20"/>
                 <w:lang w:eastAsia="pt-BR"/>
               </w:rPr>
-              <w:t>if</w:t>
-            </w:r>
-            <w:proofErr w:type="spellEnd"/>
-            <w:r>
-              <w:rPr>
-                <w:rFonts w:ascii="Arial" w:eastAsia="Times New Roman" w:hAnsi="Arial" w:cs="Arial"/>
-                <w:b w:val="0"/>
-                <w:sz w:val="20"/>
-                <w:szCs w:val="20"/>
-                <w:lang w:eastAsia="pt-BR"/>
-              </w:rPr>
-              <w:t xml:space="preserve"> </w:t>
-            </w:r>
-            <w:proofErr w:type="spellStart"/>
-            <w:r>
-              <w:rPr>
-                <w:rFonts w:ascii="Arial" w:eastAsia="Times New Roman" w:hAnsi="Arial" w:cs="Arial"/>
-                <w:b w:val="0"/>
-                <w:sz w:val="20"/>
-                <w:szCs w:val="20"/>
-                <w:lang w:eastAsia="pt-BR"/>
-              </w:rPr>
-              <w:t>media_delay</w:t>
-            </w:r>
-            <w:proofErr w:type="spellEnd"/>
-            <w:r>
-              <w:rPr>
-                <w:rFonts w:ascii="Arial" w:eastAsia="Times New Roman" w:hAnsi="Arial" w:cs="Arial"/>
-                <w:b w:val="0"/>
-                <w:sz w:val="20"/>
-                <w:szCs w:val="20"/>
-                <w:lang w:eastAsia="pt-BR"/>
-              </w:rPr>
-              <w:t xml:space="preserve"> &lt; 600:</w:t>
+              <w:t>if media_delay &lt; 600:</w:t>
             </w:r>
           </w:p>
           <w:p>
@@ -6023,7 +5984,6 @@
           <w:szCs w:val="24"/>
           <w:lang w:eastAsia="pt-BR"/>
         </w:rPr>
-        <w:lastRenderedPageBreak/>
         <w:t>Essas métricas permitem avaliar a qualidade do algoritmo.</w:t>
       </w:r>
     </w:p>
@@ -6052,6 +6012,7 @@
           <w:szCs w:val="32"/>
           <w:lang w:eastAsia="pt-BR"/>
         </w:rPr>
+        <w:lastRenderedPageBreak/>
         <w:t>8. Exportação dos Dados</w:t>
       </w:r>
     </w:p>
@@ -6978,7 +6939,6 @@
                 <w:lang w:eastAsia="pt-BR"/>
               </w:rPr>
             </w:pPr>
-            <w:proofErr w:type="spellStart"/>
             <w:r>
               <w:rPr>
                 <w:rFonts w:ascii="Arial" w:eastAsia="Times New Roman" w:hAnsi="Arial" w:cs="Arial"/>
@@ -6989,7 +6949,6 @@
               </w:rPr>
               <w:t>usuarios</w:t>
             </w:r>
-            <w:proofErr w:type="spellEnd"/>
           </w:p>
           <w:p>
             <w:pPr>
@@ -7060,7 +7019,6 @@
                 <w:lang w:eastAsia="pt-BR"/>
               </w:rPr>
             </w:pPr>
-            <w:proofErr w:type="spellStart"/>
             <w:r>
               <w:rPr>
                 <w:rFonts w:ascii="Arial" w:eastAsia="Times New Roman" w:hAnsi="Arial" w:cs="Arial"/>
@@ -7071,7 +7029,6 @@
               </w:rPr>
               <w:t>user_id</w:t>
             </w:r>
-            <w:proofErr w:type="spellEnd"/>
           </w:p>
           <w:p>
             <w:pPr>
@@ -7142,7 +7099,6 @@
                 <w:lang w:eastAsia="pt-BR"/>
               </w:rPr>
             </w:pPr>
-            <w:proofErr w:type="spellStart"/>
             <w:r>
               <w:rPr>
                 <w:rFonts w:ascii="Arial" w:eastAsia="Times New Roman" w:hAnsi="Arial" w:cs="Arial"/>
@@ -7153,7 +7109,6 @@
               </w:rPr>
               <w:t>ip</w:t>
             </w:r>
-            <w:proofErr w:type="spellEnd"/>
           </w:p>
           <w:p>
             <w:pPr>
